--- a/docs/Variable_Equation_Mapping.docx
+++ b/docs/Variable_Equation_Mapping.docx
@@ -2778,14 +2778,41 @@
                 <w14:ligatures w14:val="none"/>
               </w:rPr>
             </w:pPr>
-            <w:r>
-              <w:rPr>
-                <w:rFonts w:eastAsiaTheme="minorEastAsia"/>
-                <w:color w:val="1F1F1F"/>
-                <w:szCs w:val="24"/>
-              </w:rPr>
-              <w:t>\mu_{mq}</w:t>
-            </w:r>
+            <m:oMathPara>
+              <m:oMath>
+                <m:sSub>
+                  <m:sSubPr>
+                    <m:ctrlPr>
+                      <w:rPr>
+                        <w:rFonts w:ascii="Cambria Math" w:eastAsia="Times New Roman" w:hAnsi="Cambria Math" w:cs="Arial"/>
+                        <w:color w:val="1F1F1F"/>
+                        <w:szCs w:val="24"/>
+                      </w:rPr>
+                    </m:ctrlPr>
+                  </m:sSubPr>
+                  <m:e>
+                    <m:r>
+                      <w:rPr>
+                        <w:rFonts w:ascii="Cambria Math" w:eastAsia="Times New Roman" w:hAnsi="Cambria Math" w:cs="Arial"/>
+                        <w:color w:val="1F1F1F"/>
+                        <w:szCs w:val="24"/>
+                      </w:rPr>
+                      <m:t>μ</m:t>
+                    </m:r>
+                  </m:e>
+                  <m:sub>
+                    <m:r>
+                      <w:rPr>
+                        <w:rFonts w:ascii="Cambria Math" w:eastAsia="Times New Roman" w:hAnsi="Cambria Math" w:cs="Arial"/>
+                        <w:color w:val="1F1F1F"/>
+                        <w:szCs w:val="24"/>
+                      </w:rPr>
+                      <m:t>mq</m:t>
+                    </m:r>
+                  </m:sub>
+                </m:sSub>
+              </m:oMath>
+            </m:oMathPara>
           </w:p>
         </w:tc>
         <w:tc>
